--- a/docs/Nanopore_Metagenomics_Project_Plan_Rev13.docx
+++ b/docs/Nanopore_Metagenomics_Project_Plan_Rev13.docx
@@ -1193,7 +1193,7 @@
         <w:t xml:space="preserve">Truth is a reference catalogue, not biological truth: AMRFinderPlus 4.0.23 (database 2025-07-16.1) annotated the supplier genomes (the Argo paper’s expected ARG abundances were built the same way, against SARG+). 140 raw hits were categorised by rules fixed before the hits were seen: 38 AMR or point-mutation rows, 8 high-confidence and 30 candidate (plus-scope, efflux-like, partial and point-mutation rows; acquired versus intrinsic is not separated automatically). Collapsed to species and gene symbol, that is 22 units: 8 high-confidence and 14 candidate. Detectability came before any miss was declared: carrier-species coverage on the development pool gives an expected number of supporting reads E (reads overlapping at least 80% of the gene; E of 10 or more counts as evaluable). One read-level arm: minimap2 of reads against ResFinder (commit eecf0aa, a source different from the truth annotation but not independent of it), gene-family level only (alignment identity at least 0.80, at least 80% of the gene covered, at least 3 supporting reads; ambiguous reads do not count). First arm (A4 to A6): the identity was read from minimap2’s default output, which is an anchor-based estimate and not a base-level alignment; this was recognised only later. Development result: 2 of 3 evaluable families detected; cepA, with 27 ambiguous reads, was missed. An exploratory check showed the four ResFinder names (cepA, cepA-29, -44, -49) are 98.8 to 99.7% identical, so the miss was a naming artefact of my family rule; Addendum A5 merged them by an explicit list written after seeing that result (disclosed). Held-out pool, scored once after the freeze (A6): all five registered predictions met; cepA, tet(Q) and tet(W) each detected (17, 22 and 14 supporting reads), nothing outside the catalogue reached 3 reads. Support for tet(Q) and tet(W) was well below the planning value E. Three exploratory checks (bin/23 to bin/25, development pool only, hypotheses committed before each run, part of no verdict): the genes are covered by reads at about the expected depth (reads over the gene divided by E: 1.02 tet(Q), 1.15 cepA, 0.88 tet(W)); the supplier genes are within 2 to 3% of the best database alleles; but the B. fragilis tet(Q) reads had an estimated identity of 0.775 against the allele and 0.968 when aligned base by base. The registered hypothesis that the filter had used an approximation rather than the sequence was met. Addendum A7 (D24; registered and frozen before any run; predictions fixed beforehand): the same rules with identity from a base-level alignment (minimap2 -c). Development: cepA 36, tet(Q) 47, tet(W) 18 supporting reads; held-out pool, scored once: 22, 51 and 16; six of six development and five of five evaluation predictions met; nothing outside the catalogue; support is 0.83 to 1.12 of E on development and 0.69 to 1.00 on the evaluation pool. By the reporting rule fixed in A7 these counts are the headline and the A4 to A6 counts are kept beside them as the registered earlier arm. Reading: three evaluable families make this a worked example of the workflow, not an accuracy estimate; A7 on the evaluation pool is a prospectively specified replication with a corrected metric, not an independent test (the correction was motivated by development data, the evaluation pool had been scored under A6, and both pools come from one run). All 14 candidate units and 2 of the 8 high-confidence ones (lnu(AN2), blaCDD) are absent from ResFinder under an exact symbol match, erm(B) has too little carrier coverage to score, and the carrier of lsa(A), Enterococcus faecalis, is not in the development read trace. The figure ‘read identity about 91%’ used earlier (A4, bin/15) was the approximate estimate; at these loci the base-level identity of reads to the supplier genes is 0.98 to 0.99 (a proxy for sequencing accuracy, not a direct measurement of it). A read-level hit is sequence evidence: it does not identify the host organism, an acquired determinant or a resistant phenotype.</w:t>
       </w:r>
       <w:r>
-        <w:t xml:space="preserve"> Addendum A8 (D25; registered and frozen before any run, tag amr-a8-registered; script bin/26; evaluation pool scored once, tag amr-a8-eval-scored): can the carrier organism be named from the same reads? The attributed organism is the species the frozen Kraken2 baseline gave to each supporting read; the true organism comes from mapping the supporting reads to the supplier genomes, which is possible only because this is a mock. All four evaluable species-by-gene units were attributed on both pools (at least three reads with the right species). Reads with the correct species: cepA 34 of 34 (development) and 22 of 22 (evaluation), tet(W) 16 of 18 and 16 of 16, tet(Q) 17 of 46 and 13 of 48 (B. fragilis 12 of 30 and 7 of 25, P. corporis 5 of 16 and 5 of 22). Overall 0.684 and 0.593, below the registered 0.90 and 0.85 (P2 and E2 not met); wrong-organism share 0.061 against a limit of 0.05 (P4 not met) and 0.093 against 0.10 (E3 met); no cross-carrier swaps and no false organism calls on either pool (P1, P3, P5, P6 and E1, E3, E4, E5 met). The tet(Q) reads often stopped at genus, family or order level (mostly Bacteroidales) or went to a related species. An exploratory check (bin/27, development pool only, hypotheses committed before the run, part of no verdict) found that tet(Q) reads that stopped above species were shorter (median 8,164 against 13,926 bases) and had a higher gene fraction (0.238 against 0.141, AUC 0.90), but that among reads with a gene fraction below 0.30 tet(Q) reached species in 0.447 of cases against 1.000 for cepA, so the gene fraction alone does not explain the loss; read length and gene fraction cannot be separated here. Reading: in this mock, whole-read attribution works for cepA and tet(W) and not reliably for tet(Q), whose sequence is probably shared across related species (consistent with the data, not demonstrated). A mock of 21 genomes is easier than a real sample, the true organism exists only because the genomes are known, one tet(Q)-supporting read truly came from Veillonella rogosae, which is not a catalogue carrier (examined afterwards as an exploratory check, bin/31: the 25 kb read joins about 12 kb that resemble the Bacteroidales tet(Q) element, 88% identical to the P. corporis locus and carrying the gene at 98.4% identity to a ResFinder allele, to Veillonella chromosome sequence at 97% identity, with no gap at the junction; the reference genome has no tet(Q), so this is not a catalogue miss, and one read cannot separate an element inserted in the sampled strain from a chimeric read; the registered prediction of an insertion with Veillonella sequence on both sides was not met and the verdict was unresolved), the evaluation pool had been seen in the taxonomy work, and three families make this a worked example, not an accuracy estimate.</w:t>
+        <w:t xml:space="preserve"> Addendum A8 (D25; registered and frozen before any run, tag amr-a8-registered; script bin/26; evaluation pool scored once, tag amr-a8-eval-scored): can the carrier organism be named from the same reads? The attributed organism is the species the frozen Kraken2 baseline gave to each supporting read; the true organism comes from mapping the supporting reads to the supplier genomes, which is possible only because this is a mock. All four evaluable species-by-gene units were attributed on both pools (at least three reads with the right species). Reads with the correct species: cepA 34 of 34 (development) and 22 of 22 (evaluation), tet(W) 16 of 18 and 16 of 16, tet(Q) 17 of 46 and 13 of 48 (B. fragilis 12 of 30 and 7 of 25, P. corporis 5 of 16 and 5 of 22). Overall 0.684 and 0.593, below the registered 0.90 and 0.85 (P2 and E2 not met); wrong-organism share 0.061 against a limit of 0.05 (P4 not met) and 0.093 against 0.10 (E3 met); no cross-carrier swaps and no false organism calls on either pool (P1, P3, P5, P6 and E1, E3, E4, E5 met). The tet(Q) reads often stopped at genus, family or order level (mostly Bacteroidales) or went to a related species. An exploratory check (bin/27, development pool only, hypotheses committed before the run, part of no verdict) found that tet(Q) reads that stopped above species were shorter (median 8,164 against 13,926 bases) and had a higher gene fraction (0.238 against 0.141, AUC 0.90), but that among reads with a gene fraction below 0.30 tet(Q) reached species in 0.447 of cases against 1.000 for cepA, so the gene fraction alone does not explain the loss; read length and gene fraction cannot be separated here. Reading: in this mock, whole-read attribution works for cepA and tet(W) and not reliably for tet(Q), whose sequence is probably shared across related species (consistent with the data, not demonstrated). A mock of 21 genomes is easier than a real sample, the true organism exists only because the genomes are known, one tet(Q)-supporting read truly came from Veillonella rogosae, which is not a catalogue carrier (examined afterwards as an exploratory check, bin/31 and bin/32: the 25 kb read joins about 12 kb of Prevotella corporis sequence (98.9% identical to its genome when mapped alone) that carries the gene at 98.4% identity to a ResFinder allele, to Veillonella chromosome sequence at 97% identity, with no gap at the junction; the reference genome has no tet(Q), so this is not a catalogue miss; at the same position of the Veillonella genome 152 other reads in the two pools run straight through and none is broken, so the read is most probably a chimera of two molecules; the registered prediction of an insertion with Veillonella sequence on both sides (bin/31) was not met, and the registered prediction of a chimera (bin/32) was met, the evaluation pool had been seen in the taxonomy work, and three families make this a worked example, not an accuracy estimate.</w:t>
       </w:r>
       <w:r>
         <w:t xml:space="preserve"> Why tet(Q) reads lose their species (Addenda A9 and A10, decisions D26 and D27; scripts bin/28 and bin/29): Kraken2 writes the taxon of each 35-letter window of a read in order, and the A7 alignment gives the gene's place on the read. A9 (registered before the run) used the share of all windows that map to the true species; on the development pool all four predictions failed because 93 to 96% of the windows of a nanopore read have no hit at all (most contain a sequencing error), so the measure was insensitive. It was not changed, and its evaluation-pool run was not done (a disclosed deviation: running a measure known to be insensitive would only have exposed the evaluation pool's positional data before a replacement was registered). Descriptive tables from the A9 file then showed that, among windows that do hit, the tet(Q) and tet(W) gene sequence maps only to a shared ancestor (species share 0.0%) while cepA's maps to the species (100%), and that tet(Q) reads that stopped above species held no species-specific window (28 of 29). Addendum A10 stated this as five predictions (registered and frozen before any run; the same five reported on development, where they were informed by the data, and scored once on the evaluation pool): a read reaches its species if and only if it holds at least one species-specific window (right for 85 of 86 reads), 34 of 48 tet(Q) reads and none of 22 cepA reads hold none, the gene's species share is 0.000 for tet(Q) and 1.000 for cepA, 0.000 within 2,000 windows of the tet(Q) gene and 0.097 beyond it. All five were met. Reading: in this mock, a resistance-gene read reaches its species only if it holds species-specific sequence elsewhere, so attribution depends on the gene; for tet(Q) the loss reaches beyond the gene, consistent with sequence shared across related species such as a mobile element; the supplier genomes were then examined (next sentences). The evaluation run replicates a mechanism derived from development data (not an independent discovery; one sequencing run; small numbers; a worked example, not an accuracy estimate).</w:t>
